--- a/genglass-article/GenGlass_zerkala_2026_v3.docx
+++ b/genglass-article/GenGlass_zerkala_2026_v3.docx
@@ -18,7 +18,7 @@
         <w:rPr>
           <w:b w:val="0"/>
         </w:rPr>
-        <w:t>Правильно выбранное зеркало решает сразу несколько задач дизайна: добавляет света, зрительно расширяет комнату и создаёт акцент, вокруг которого собирается вся композиция. В 2026 году к этому добавляются новые формы и умная подсветка. Собрали семь рабочих приёмов, которые помогут использовать зеркало не для галочки, а с пользой для интерьера.</w:t>
+        <w:t>Правильно выбранное зеркало решает сразу несколько задач дизайна: добавляет света, зрительно расширяет комнату и создаёт акцент, вокруг которого собирается вся композиция. В 2026 году к этому добавляются новые формы и умная подсветка. Собрали семь рабочих приёмов, которые помогут получить от зеркала максимум пользы для интерьера.</w:t>
       </w:r>
     </w:p>
     <w:p>
@@ -37,7 +37,7 @@
         <w:rPr>
           <w:b w:val="0"/>
         </w:rPr>
-        <w:t>Зеркало напротив окна или лампы отражает световой поток и делает комнату светлее в течение всего дня. Этот приём особенно выручает в помещениях с одним окном или на северной стороне. Крупная модель с ровной поверхностью работает эффективнее небольшой.</w:t>
+        <w:t>Зеркало напротив окна или лампы отражает световой поток и делает комнату светлее в течение всего дня. Приём особенно выручает в помещениях с одним окном или на северной стороне. Крупная модель с ровной поверхностью работает эффективнее небольшой, а гладкое полотно без декоративного дробления отражает свет чище. Разместите зеркало так, чтобы источник света оказался в зоне отражения.</w:t>
       </w:r>
     </w:p>
     <w:p>
@@ -56,7 +56,7 @@
         <w:rPr>
           <w:b w:val="0"/>
         </w:rPr>
-        <w:t>Большое зеркало на короткой стене визуально раздвигает границы и добавляет глубины. В узких прихожих и небольших спальнях ростовая модель у стены создаёт ощущение простора. RAUNTEL XL LED (высотой 150 см) и KVADEN XL LED (200×100 см) показывают, как крупный формат меняет восприятие площади.</w:t>
+        <w:t>Большое зеркало на короткой стене визуально раздвигает границы и добавляет глубины. В узких прихожих и небольших спальнях ростовая модель у стены создаёт ощущение простора. RAUNTEL XL LED (высотой 150 см) и KVADEN XL LED (200×100 см) показывают, как крупный формат меняет восприятие площади. Чтобы эффект сработал, напротив зеркала лучше оставить открытый вид без нагромождения мебели.</w:t>
       </w:r>
     </w:p>
     <w:p>
@@ -75,7 +75,7 @@
         <w:rPr>
           <w:b w:val="0"/>
         </w:rPr>
-        <w:t>Вертикальный силуэт вытягивает пространство вверх. Узкое высокое зеркало или модель с аркой приподнимают потолок визуально и добавляют комнате воздуха. FALENSO NF LED (200×80 см) с вытянутым форматом хорошо работает в проёме между зонами.</w:t>
+        <w:t>Вертикальный силуэт вытягивает пространство вверх. Узкое высокое зеркало или модель с аркой приподнимают потолок визуально и добавляют комнате воздуха. FALENSO NF LED (200×80 см) с вытянутым форматом хорошо работает в проёме между зонами и в простенке между окнами. Тот же приём усиливает вертикальная контурная подсветка по длинным сторонам.</w:t>
       </w:r>
     </w:p>
     <w:p>
@@ -94,7 +94,7 @@
         <w:rPr>
           <w:b w:val="0"/>
         </w:rPr>
-        <w:t>Одна выразительная форма заменяет несколько предметов декора. Каплевидный или асимметричный силуэт превращает зеркало в арт-объект и становится смысловым центром стены. Модель KAPSUS (200×80 см) держит внимание даже без дополнительного оформления вокруг.</w:t>
+        <w:t>Одна выразительная форма заменяет несколько предметов декора. Каплевидный или асимметричный силуэт превращает зеркало в арт-объект и становится смысловым центром стены. Модель KAPSUS (200×80 см) держит внимание даже без дополнительного оформления вокруг. Такому зеркалу нужен воздух: свободное поле стены по периметру помогает форме звучать в полную силу.</w:t>
       </w:r>
     </w:p>
     <w:p>
@@ -113,7 +113,7 @@
         <w:rPr>
           <w:b w:val="0"/>
         </w:rPr>
-        <w:t>Если в комнате много прямых линий и углов, круглое или овальное зеркало снимает визуальное напряжение. Мягкая форма уравновешивает строгую мебель и делает атмосферу спокойнее. Такой приём уместен и в гостиной, и в спальне.</w:t>
+        <w:t>Если в комнате много прямых линий и углов, круглое или овальное зеркало снимает визуальное напряжение. Мягкая форма уравновешивает строгую мебель и делает атмосферу спокойнее. Приём уместен и в гостиной, и в спальне, и в рабочем кабинете с обилием стеллажей. Круг над консолью или диваном становится тёплой контрформой к прямоугольной обстановке.</w:t>
       </w:r>
     </w:p>
     <w:p>
@@ -132,7 +132,7 @@
         <w:rPr>
           <w:b w:val="0"/>
         </w:rPr>
-        <w:t>LED-зеркало даёт равномерный свет там, где верхнего освещения недостаточно. Для макияжа и бритья важна регулировка температуры: тёплый свет для вечера, нейтральный для точных задач. Подогрев поверхности спасает от запотевания в ванной, а сенсорное управление убирает лишние провода на виду. SKYSIS NF LED (160×84 см) и SKYSO 2 NF LED (200×100 см) сочетают чистый силуэт с равномерной подсветкой.</w:t>
+        <w:t>LED-зеркало даёт равномерный свет там, где верхнего освещения недостаточно. Для макияжа и бритья важна регулировка температуры: тёплый свет для вечера, нейтральный для точных задач. Подогрев поверхности спасает от запотевания в ванной, а сенсорное управление убирает лишние провода на виду. SKYSIS NF LED (160×84 см) и SKYSO 2 NF LED (200×100 см) сочетают чистый силуэт с равномерной подсветкой. Свет, падающий с боков зеркала, освещает лицо мягче, чем один верхний светильник.</w:t>
       </w:r>
     </w:p>
     <w:p>
@@ -151,7 +151,7 @@
         <w:rPr>
           <w:b w:val="0"/>
         </w:rPr>
-        <w:t>Готовый размер не всегда подходит под конкретное место. Изготовление на заказ позволяет задать габариты, форму, оправу и тип подсветки под нишу, проём или нестандартную стену. Для авторских интерьеров и сложных планировок это часто единственный способ добиться аккуратной посадки по месту.</w:t>
+        <w:t>Готовый размер подходит под конкретное место далеко не всегда. Изготовление на заказ позволяет задать габариты, форму, оправу и тип подсветки под нишу, проём или нестандартную стену. Для авторских интерьеров и сложных планировок это часто самый аккуратный способ добиться посадки по месту. GenGlass выполняет интерьерные решения разной сложности, от отдельного зеркала по индивидуальным размерам до комплектации целых помещений.</w:t>
       </w:r>
     </w:p>
     <w:p>
@@ -170,7 +170,7 @@
         <w:rPr>
           <w:b w:val="0"/>
         </w:rPr>
-        <w:t>Даже удачная модель разочарует, если не учесть несколько нюансов:</w:t>
+        <w:t>Даже удачная модель разочарует, если упустить несколько нюансов.</w:t>
       </w:r>
     </w:p>
     <w:p>
@@ -239,6 +239,23 @@
           <w:b w:val="0"/>
         </w:rPr>
         <w:t xml:space="preserve"> Модель без антизапотевания теряет практичность уже после первого душа.</w:t>
+      </w:r>
+    </w:p>
+    <w:p>
+      <w:pPr>
+        <w:pStyle w:val="ListNumber"/>
+      </w:pPr>
+      <w:r>
+        <w:rPr>
+          <w:b/>
+        </w:rPr>
+        <w:t>Отражение случайного угла.</w:t>
+      </w:r>
+      <w:r>
+        <w:rPr>
+          <w:b w:val="0"/>
+        </w:rPr>
+        <w:t xml:space="preserve"> Зеркало показывает то, что напротив него, поэтому вид стоит продумать заранее.</w:t>
       </w:r>
     </w:p>
     <w:p>
@@ -313,7 +330,23 @@
         <w:rPr>
           <w:b w:val="0"/>
         </w:rPr>
-        <w:t>На акцентной стене в гостиной или спальне, где зеркало играет роль арт-объекта, а не только функционального предмета.</w:t>
+        <w:t>На акцентной стене в гостиной или спальне, где зеркало играет роль арт-объекта и держит на себе внимание.</w:t>
+      </w:r>
+    </w:p>
+    <w:p>
+      <w:r>
+        <w:rPr>
+          <w:b/>
+        </w:rPr>
+        <w:t>На какой высоте вешать зеркало?</w:t>
+      </w:r>
+    </w:p>
+    <w:p>
+      <w:r>
+        <w:rPr>
+          <w:b w:val="0"/>
+        </w:rPr>
+        <w:t>Ориентир для настенной модели: центр отражающей поверхности примерно на уровне глаз, около 150 см от пола. Ростовое зеркало ставят на пол или крепят от него.</w:t>
       </w:r>
     </w:p>
     <w:p>
